--- a/BaseApp/Source/Base Application/Projects/Project/JobQuote.docx
+++ b/BaseApp/Source/Base Application/Projects/Project/JobQuote.docx
@@ -3710,215 +3710,151 @@
 </a:theme>
 </file>
 
-<file path=customXml/item1.xml>��< ? x m l   v e r s i o n = " 1 . 0 "   e n c o d i n g = " u t f - 1 6 " ? > - 
- < N a v W o r d R e p o r t X m l P a r t   x m l n s = " u r n : m i c r o s o f t - d y n a m i c s - n a v / r e p o r t s / J o b _ Q u o t e / 1 0 1 6 / " > - 
-     < B C R e p o r t I n f o r m a t i o n > - 
-         < R e p o r t M e t a d a t a > - 
-             < E x t e n s i o n I d > E x t e n s i o n   I D < / E x t e n s i o n I d > - 
-             < E x t e n s i o n N a m e > E x t e n s i o n   N a m e < / E x t e n s i o n N a m e > - 
-             < E x t e n s i o n P u b l i s h e r > E x t e n s i o n   P u b l i s h e r < / E x t e n s i o n P u b l i s h e r > - 
-             < E x t e n s i o n V e r s i o n > E x t e n s i o n   V e r s i o n < / E x t e n s i o n V e r s i o n > - 
-             < R e p o r t I d > R e p o r t   I D < / R e p o r t I d > - 
-             < R e p o r t N a m e > R e p o r t   N a m e < / R e p o r t N a m e > - 
-             < A b o u t T h i s R e p o r t T i t l e > A b o u t   T h i s   R e p o r t   T i t l e < / A b o u t T h i s R e p o r t T i t l e > - 
-             < A b o u t T h i s R e p o r t T e x t > A b o u t   T h i s   R e p o r t   T e x t < / A b o u t T h i s R e p o r t T e x t > - 
-             < R e p o r t H e l p L i n k > R e p o r t   H e l p   L i n k < / R e p o r t H e l p L i n k > - 
-         < / R e p o r t M e t a d a t a > - 
-         < R e p o r t R e q u e s t > - 
-             < T e n a n t E n t r a I d > T e n a n t   E n t r a   I d < / T e n a n t E n t r a I d > - 
-             < E n v i r o n m e n t N a m e > E n v i r o n m e n t   N a m e < / E n v i r o n m e n t N a m e > - 
-             < E n v i r o n m e n t T y p e > E n v i r o n m e n t   T y p e < / E n v i r o n m e n t T y p e > - 
-             < C o m p a n y N a m e > C o m p a n y   N a m e < / C o m p a n y N a m e > - 
-             < C o m p a n y D i s p l a y N a m e > C o m p a n y   D i s p l a y   N a m e < / C o m p a n y D i s p l a y N a m e > - 
-             < C o m p a n y I d > C o m p a n y   I D < / C o m p a n y I d > - 
-             < U s e r N a m e > U s e r   N a m e < / U s e r N a m e > - 
-             < D a t e A n d T i m e > D a t e   a n d   T i m e < / D a t e A n d T i m e > - 
-             < L a n g u a g e > L a n g u a g e < / L a n g u a g e > - 
-             < F o r m a t R e g i o n > F o r m a t   R e g i o n < / F o r m a t R e g i o n > - 
-             < D a t e T i m e V a l u e s > - 
-                 < Y e a r > Y e a r < / Y e a r > - 
-                 < M o n t h N u m b e r > M o n t h   N u m b e r < / M o n t h N u m b e r > - 
-                 < D a y N u m b e r > D a y   N u m b e r < / D a y N u m b e r > - 
-                 < H o u r > H o u r < / H o u r > - 
-                 < M i n u t e > M i n u t e < / M i n u t e > - 
-             < / D a t e T i m e V a l u e s > - 
-         < / R e p o r t R e q u e s t > - 
-     < / B C R e p o r t I n f o r m a t i o n > - 
-     < L a b e l s > - 
-         < J o b D e s c r i p t i o n L b l > J o b D e s c r i p t i o n L b l < / J o b D e s c r i p t i o n L b l > - 
-         < J o b N o L b l > J o b N o L b l < / J o b N o L b l > - 
-     < / L a b e l s > - 
-     < J o b > - 
-         < B i l l T o A d d r e s s 1 > B i l l T o A d d r e s s 1 < / B i l l T o A d d r e s s 1 > - 
-         < B i l l T o A d d r e s s 2 > B i l l T o A d d r e s s 2 < / B i l l T o A d d r e s s 2 > - 
-         < B i l l T o A d d r e s s 3 > B i l l T o A d d r e s s 3 < / B i l l T o A d d r e s s 3 > - 
-         < B i l l T o A d d r e s s 4 > B i l l T o A d d r e s s 4 < / B i l l T o A d d r e s s 4 > - 
-         < B i l l T o A d d r e s s 5 > B i l l T o A d d r e s s 5 < / B i l l T o A d d r e s s 5 > - 
-         < B i l l T o A d d r e s s 6 > B i l l T o A d d r e s s 6 < / B i l l T o A d d r e s s 6 > - 
-         < C o m p a n y A d d r e s s 1 > C o m p a n y A d d r e s s 1 < / C o m p a n y A d d r e s s 1 > - 
-         < C o m p a n y A d d r e s s 2 > C o m p a n y A d d r e s s 2 < / C o m p a n y A d d r e s s 2 > - 
-         < C o m p a n y A d d r e s s 3 > C o m p a n y A d d r e s s 3 < / C o m p a n y A d d r e s s 3 > - 
-         < C o m p a n y A d d r e s s 4 > C o m p a n y A d d r e s s 4 < / C o m p a n y A d d r e s s 4 > - 
-         < C o m p a n y A d d r e s s 5 > C o m p a n y A d d r e s s 5 < / C o m p a n y A d d r e s s 5 > - 
-         < C o m p a n y A d d r e s s 6 > C o m p a n y A d d r e s s 6 < / C o m p a n y A d d r e s s 6 > - 
-         < C o m p a n y A d d r e s s 7 > C o m p a n y A d d r e s s 7 < / C o m p a n y A d d r e s s 7 > - 
-         < C o m p a n y A d d r e s s 8 > C o m p a n y A d d r e s s 8 < / C o m p a n y A d d r e s s 8 > - 
-         < C o m p a n y L o g o P o s i t i o n > C o m p a n y L o g o P o s i t i o n < / C o m p a n y L o g o P o s i t i o n > - 
-         < C o m p a n y N a m e > C o m p a n y N a m e < / C o m p a n y N a m e > - 
-         < C o m p a n y P i c t u r e   / > - 
-         < C u r r R e p o r t P a g e N o C a p t i o n > C u r r R e p o r t P a g e N o C a p t i o n < / C u r r R e p o r t P a g e N o C a p t i o n > - 
-         < J o b F i l t e r > J o b F i l t e r < / J o b F i l t e r > - 
-         < J o b Q u o t e C a p t L b l > J o b Q u o t e C a p t L b l < / J o b Q u o t e C a p t L b l > - 
-         < J o b t a b l e C a p t J o b F i l t e r > J o b t a b l e C a p t J o b F i l t e r < / J o b t a b l e C a p t J o b F i l t e r > - 
-         < J o b T a s k F i l t e r > J o b T a s k F i l t e r < / J o b T a s k F i l t e r > - 
-         < J o b T a s k t a b l e C a p t F i l t e r > J o b T a s k t a b l e C a p t F i l t e r < / J o b T a s k t a b l e C a p t F i l t e r > - 
-         < N o _ J o b > N o _ J o b < / N o _ J o b > - 
-         < T o d a y F o r m a t t e d > T o d a y F o r m a t t e d < / T o d a y F o r m a t t e d > - 
-         < J o b _ T a s k > - 
-             < D e s c r i p t i o n C a p t i o n > D e s c r i p t i o n C a p t i o n < / D e s c r i p t i o n C a p t i o n > - 
-             < D e s c r i p t i o n _ J o b > D e s c r i p t i o n _ J o b < / D e s c r i p t i o n _ J o b > - 
-             < I n d e n t a t i o n _ J o b T a s k > I n d e n t a t i o n _ J o b T a s k < / I n d e n t a t i o n _ J o b T a s k > - 
-             < J o b T a s k N o C a p t > J o b T a s k N o C a p t < / J o b T a s k N o C a p t > - 
-             < J o b T a s k N o _ J o b T a s k > J o b T a s k N o _ J o b T a s k < / J o b T a s k N o _ J o b T a s k > - 
-             < J o b T a s k T y p e C a p t i o n > J o b T a s k T y p e C a p t i o n < / J o b T a s k T y p e C a p t i o n > - 
-             < L i n e D i s c o u n t A m o u n t C a p t i o n > L i n e D i s c o u n t A m o u n t C a p t i o n < / L i n e D i s c o u n t A m o u n t C a p t i o n > - 
-             < L i n e D i s c o u n t P c t C a p t i o n > L i n e D i s c o u n t P c t C a p t i o n < / L i n e D i s c o u n t P c t C a p t i o n > - 
-             < N e w T a s k G r o u p > N e w T a s k G r o u p < / N e w T a s k G r o u p > - 
-             < N o C a p t i o n > N o C a p t i o n < / N o C a p t i o n > - 
-             < Q u a n t i t y C a p t i o n > Q u a n t i t y C a p t i o n < / Q u a n t i t y C a p t i o n > - 
-             < T o t a l J o b > T o t a l J o b < / T o t a l J o b > - 
-             < T o t a l J o b T a s k > T o t a l J o b T a s k < / T o t a l J o b T a s k > - 
-             < T o t a l P r i c e C a p t i o n > T o t a l P r i c e C a p t i o n < / T o t a l P r i c e C a p t i o n > - 
-             < U n i t P r i c e C a p t i o n > U n i t P r i c e C a p t i o n < / U n i t P r i c e C a p t i o n > - 
-             < J o b _ P l a n n i n g _ L i n e > - 
-                 < I n d e n t a t i o n _ J o b T a s k 2 > I n d e n t a t i o n _ J o b T a s k 2 < / I n d e n t a t i o n _ J o b T a s k 2 > - 
-                 < I n d e n t a t i o n _ J o b T a s k T o t a l > I n d e n t a t i o n _ J o b T a s k T o t a l < / I n d e n t a t i o n _ J o b T a s k T o t a l > - 
-                 < J o b P l a n n i n g L i n e _ J o b T a s k N o > J o b P l a n n i n g L i n e _ J o b T a s k N o < / J o b P l a n n i n g L i n e _ J o b T a s k N o > - 
-                 < J o b P l a n n i n g L i n e _ L i n e T y p e > J o b P l a n n i n g L i n e _ L i n e T y p e < / J o b P l a n n i n g L i n e _ L i n e T y p e > - 
-                 < J o b P l a n n i n g L i n e _ T y p e > J o b P l a n n i n g L i n e _ T y p e < / J o b P l a n n i n g L i n e _ T y p e > - 
-                 < L i n e D i s c o u n t A m o u n t > L i n e D i s c o u n t A m o u n t < / L i n e D i s c o u n t A m o u n t > - 
-                 < L i n e D i s c o u n t P c t > L i n e D i s c o u n t P c t < / L i n e D i s c o u n t P c t > - 
-                 < N u m b e r > N u m b e r < / N u m b e r > - 
-                 < Q u a n t i t y > Q u a n t i t y < / Q u a n t i t y > - 
-                 < S h o w I n t B o d y 1 > S h o w I n t B o d y 1 < / S h o w I n t B o d y 1 > - 
-                 < S h o w I n t B o d y 2 > S h o w I n t B o d y 2 < / S h o w I n t B o d y 2 > - 
-                 < S h o w I n t B o d y 3 > S h o w I n t B o d y 3 < / S h o w I n t B o d y 3 > - 
-                 < T o t a l P r i c e > T o t a l P r i c e < / T o t a l P r i c e > - 
-                 < T o t a l P r i c e L C Y > T o t a l P r i c e L C Y < / T o t a l P r i c e L C Y > - 
-                 < T y p e > T y p e < / T y p e > - 
-                 < U n i t P r i c e > U n i t P r i c e < / U n i t P r i c e > - 
-                 < U n i t P r i c e L C Y > U n i t P r i c e L C Y < / U n i t P r i c e L C Y > - 
-             < / J o b _ P l a n n i n g _ L i n e > - 
-         < / J o b _ T a s k > - 
-         < T o t a l s > - 
-             < J o b T o t a l V a l u e > J o b T o t a l V a l u e < / J o b T o t a l V a l u e > - 
-         < / T o t a l s > - 
-     < / J o b > - 
- < / N a v W o r d R e p o r t X m l P a r t > 
+<file path=customXml/item1.xml><?xml version="1.0" encoding="utf-8"?>
+<NavWordReportXmlPart xmlns="urn:microsoft-dynamics-nav/reports/Job_Quote/1016/">
+  <BCReportInformation>
+    <ReportMetadata>
+      <ExtensionId>Extension ID</ExtensionId>
+      <ExtensionName>Extension Name</ExtensionName>
+      <ExtensionPublisher>Extension Publisher</ExtensionPublisher>
+      <ExtensionVersion>Extension Version</ExtensionVersion>
+      <ReportId>Report ID</ReportId>
+      <ReportName>Report Name</ReportName>
+      <AboutThisReportTitle>About This Report Title</AboutThisReportTitle>
+      <AboutThisReportText>About This Report Text</AboutThisReportText>
+      <ReportHelpLink>Report Help Link</ReportHelpLink>
+      <ReportCaption>Report Caption</ReportCaption>
+    </ReportMetadata>
+    <ReportRequest>
+      <TenantEntraId>Tenant Entra Id</TenantEntraId>
+      <EnvironmentName>Environment Name</EnvironmentName>
+      <EnvironmentType>Environment Type</EnvironmentType>
+      <CompanyName>Company Name</CompanyName>
+      <CompanyDisplayName>Company Display Name</CompanyDisplayName>
+      <CompanyId>Company ID</CompanyId>
+      <UserName>User Name</UserName>
+      <DateAndTime>Date and Time</DateAndTime>
+      <Language>Language</Language>
+      <FormatRegion>Format Region</FormatRegion>
+      <DateTimeValues>
+        <Year>Year</Year>
+        <MonthNumber>Month Number</MonthNumber>
+        <DayNumber>Day Number</DayNumber>
+        <Hour>Hour</Hour>
+        <Minute>Minute</Minute>
+      </DateTimeValues>
+    </ReportRequest>
+    <CompanyMetadata>
+      <CompanyName>Company Name</CompanyName>
+      <CompanyDisplayName>Company Display Name</CompanyDisplayName>
+      <CompanyAddressLines>
+        <CompanyAddressLine1>Company Address Line 1</CompanyAddressLine1>
+        <CompanyAddressLine2>Company Address Line 2</CompanyAddressLine2>
+        <CompanyAddressLine3>Company Address Line 3</CompanyAddressLine3>
+        <CompanyAddressLine4>Company Address Line 4</CompanyAddressLine4>
+        <CompanyAddressLine5>Company Address Line 5</CompanyAddressLine5>
+        <CompanyAddressLine6>Company Address Line 6</CompanyAddressLine6>
+        <CompanyAddressLine7>Company Address Line 7</CompanyAddressLine7>
+        <CompanyAddressLine8>Company Address Line 8</CompanyAddressLine8>
+      </CompanyAddressLines>
+      <CompanyPhone>Company Phone</CompanyPhone>
+      <CompanyPhoneCaption>Company Phone Caption</CompanyPhoneCaption>
+      <CompanyFaxNo>Company Fax No.</CompanyFaxNo>
+      <CompanyFaxNoCaption>Company Fax No. Caption</CompanyFaxNoCaption>
+      <CompanyEmail>Company Email</CompanyEmail>
+      <CompanyEmailCaption>Company Email Caption</CompanyEmailCaption>
+      <CompanyHomePage>Company Home Page</CompanyHomePage>
+      <CompanyHomePageCaption>Company Home Page Caption</CompanyHomePageCaption>
+      <CompanyLogo>Company Logo</CompanyLogo>
+      <CompanyVATRegistrationNo>Company VAT Registration No.</CompanyVATRegistrationNo>
+      <CompanyVATRegistrationNoCaption>Company VAT Registration No. Caption</CompanyVATRegistrationNoCaption>
+      <CompanyRegistrationNo>Company Registration No.</CompanyRegistrationNo>
+      <CompanyRegistrationNoCaption>Company Registration No. Caption</CompanyRegistrationNoCaption>
+      <CompanyBankName>Company Bank Name</CompanyBankName>
+      <CompanyBankNameCaption>Company Bank Name Caption</CompanyBankNameCaption>
+      <CompanyBankAccountNo>Company Bank Account No.</CompanyBankAccountNo>
+      <CompanyBankAccountNoCaption>Company Bank Account No. Caption</CompanyBankAccountNoCaption>
+      <CompanyBankBranchNo>Company Bank Branch No.</CompanyBankBranchNo>
+      <CompanyBankBranchNoCaption>Company Bank Branch No. Caption</CompanyBankBranchNoCaption>
+      <CompanyIBAN>Company IBAN</CompanyIBAN>
+      <CompanyIBANCaption>Company IBAN Caption</CompanyIBANCaption>
+      <CompanyBankSWIFT>Company Bank SWIFT</CompanyBankSWIFT>
+      <CompanyBankSWIFTCaption>Company Bank SWIFT Caption</CompanyBankSWIFTCaption>
+      <CompanyGiroNo>Company Giro No.</CompanyGiroNo>
+      <CompanyGiroNoCaption>Company Giro No. Caption</CompanyGiroNoCaption>
+    </CompanyMetadata>
+  </BCReportInformation>
+  <Labels>
+    <JobDescriptionLbl>JobDescriptionLbl</JobDescriptionLbl>
+    <JobNoLbl>JobNoLbl</JobNoLbl>
+  </Labels>
+  <Job>
+    <BillToAddress1>BillToAddress1</BillToAddress1>
+    <BillToAddress2>BillToAddress2</BillToAddress2>
+    <BillToAddress3>BillToAddress3</BillToAddress3>
+    <BillToAddress4>BillToAddress4</BillToAddress4>
+    <BillToAddress5>BillToAddress5</BillToAddress5>
+    <BillToAddress6>BillToAddress6</BillToAddress6>
+    <CompanyAddress1>CompanyAddress1</CompanyAddress1>
+    <CompanyAddress2>CompanyAddress2</CompanyAddress2>
+    <CompanyAddress3>CompanyAddress3</CompanyAddress3>
+    <CompanyAddress4>CompanyAddress4</CompanyAddress4>
+    <CompanyAddress5>CompanyAddress5</CompanyAddress5>
+    <CompanyAddress6>CompanyAddress6</CompanyAddress6>
+    <CompanyAddress7>CompanyAddress7</CompanyAddress7>
+    <CompanyAddress8>CompanyAddress8</CompanyAddress8>
+    <CompanyLogoPosition>CompanyLogoPosition</CompanyLogoPosition>
+    <CompanyName>CompanyName</CompanyName>
+    <CompanyPicture/>
+    <CurrReportPageNoCaption>CurrReportPageNoCaption</CurrReportPageNoCaption>
+    <JobFilter>JobFilter</JobFilter>
+    <JobQuoteCaptLbl>JobQuoteCaptLbl</JobQuoteCaptLbl>
+    <JobtableCaptJobFilter>JobtableCaptJobFilter</JobtableCaptJobFilter>
+    <JobTaskFilter>JobTaskFilter</JobTaskFilter>
+    <JobTasktableCaptFilter>JobTasktableCaptFilter</JobTasktableCaptFilter>
+    <No_Job>No_Job</No_Job>
+    <TodayFormatted>TodayFormatted</TodayFormatted>
+    <Job_Task>
+      <DescriptionCaption>DescriptionCaption</DescriptionCaption>
+      <Description_Job>Description_Job</Description_Job>
+      <Indentation_JobTask>Indentation_JobTask</Indentation_JobTask>
+      <JobTaskNoCapt>JobTaskNoCapt</JobTaskNoCapt>
+      <JobTaskNo_JobTask>JobTaskNo_JobTask</JobTaskNo_JobTask>
+      <JobTaskTypeCaption>JobTaskTypeCaption</JobTaskTypeCaption>
+      <LineDiscountAmountCaption>LineDiscountAmountCaption</LineDiscountAmountCaption>
+      <LineDiscountPctCaption>LineDiscountPctCaption</LineDiscountPctCaption>
+      <NewTaskGroup>NewTaskGroup</NewTaskGroup>
+      <NoCaption>NoCaption</NoCaption>
+      <QuantityCaption>QuantityCaption</QuantityCaption>
+      <TotalJob>TotalJob</TotalJob>
+      <TotalJobTask>TotalJobTask</TotalJobTask>
+      <TotalPriceCaption>TotalPriceCaption</TotalPriceCaption>
+      <UnitPriceCaption>UnitPriceCaption</UnitPriceCaption>
+      <Job_Planning_Line>
+        <Indentation_JobTask2>Indentation_JobTask2</Indentation_JobTask2>
+        <Indentation_JobTaskTotal>Indentation_JobTaskTotal</Indentation_JobTaskTotal>
+        <JobPlanningLine_JobTaskNo>JobPlanningLine_JobTaskNo</JobPlanningLine_JobTaskNo>
+        <JobPlanningLine_LineType>JobPlanningLine_LineType</JobPlanningLine_LineType>
+        <JobPlanningLine_Type>JobPlanningLine_Type</JobPlanningLine_Type>
+        <LineDiscountAmount>LineDiscountAmount</LineDiscountAmount>
+        <LineDiscountPct>LineDiscountPct</LineDiscountPct>
+        <Number>Number</Number>
+        <Quantity>Quantity</Quantity>
+        <ShowIntBody1>ShowIntBody1</ShowIntBody1>
+        <ShowIntBody2>ShowIntBody2</ShowIntBody2>
+        <ShowIntBody3>ShowIntBody3</ShowIntBody3>
+        <TotalPrice>TotalPrice</TotalPrice>
+        <TotalPriceLCY>TotalPriceLCY</TotalPriceLCY>
+        <Type>Type</Type>
+        <UnitPrice>UnitPrice</UnitPrice>
+        <UnitPriceLCY>UnitPriceLCY</UnitPriceLCY>
+      </Job_Planning_Line>
+    </Job_Task>
+    <Totals>
+      <JobTotalValue>JobTotalValue</JobTotalValue>
+    </Totals>
+  </Job>
+</NavWordReportXmlPart>
 </file>
 
 <file path=customXml/itemProps1.xml><?xml version="1.0" encoding="utf-8"?>
